--- a/Isolation Forest.docx
+++ b/Isolation Forest.docx
@@ -672,20 +672,6 @@
       <w:r>
         <w:t xml:space="preserve"> Repeat until isolation is achieved.</w:t>
       </w:r>
-    </w:p>
-    <w:p>
-      <w:proofErr w:type="spellStart"/>
-      <w:r>
-        <w:t>mathematica</w:t>
-      </w:r>
-      <w:proofErr w:type="spellEnd"/>
-    </w:p>
-    <w:p>
-      <w:proofErr w:type="spellStart"/>
-      <w:r>
-        <w:t>CopyEdit</w:t>
-      </w:r>
-      <w:proofErr w:type="spellEnd"/>
     </w:p>
     <w:p>
       <w:r>
@@ -1003,6 +989,8 @@
         <w:t xml:space="preserve"> → Likely an anomaly</w:t>
       </w:r>
     </w:p>
+    <w:p/>
+    <w:p/>
     <w:p/>
     <w:p>
       <w:pPr>
@@ -1502,7 +1490,7 @@
     <w:p>
       <w:r>
         <w:pict w14:anchorId="3C5C2931">
-          <v:rect id="_x0000_i1035" style="width:0;height:1.5pt" o:hralign="center" o:hrstd="t" o:hr="t" fillcolor="#a0a0a0" stroked="f"/>
+          <v:rect id="_x0000_i1029" style="width:0;height:1.5pt" o:hralign="center" o:hrstd="t" o:hr="t" fillcolor="#a0a0a0" stroked="f"/>
         </w:pict>
       </w:r>
     </w:p>
@@ -3037,6 +3025,7 @@
   <w:style w:type="character" w:default="1" w:styleId="DefaultParagraphFont">
     <w:name w:val="Default Paragraph Font"/>
     <w:uiPriority w:val="1"/>
+    <w:semiHidden/>
     <w:unhideWhenUsed/>
   </w:style>
   <w:style w:type="table" w:default="1" w:styleId="TableNormal">
